--- a/COMP3015/CW1 Feature Declaration Form.docx
+++ b/COMP3015/CW1 Feature Declaration Form.docx
@@ -520,13 +520,24 @@
                   <w:i/>
                   <w:iCs/>
                   <w:kern w:val="0"/>
-                  <w:u w:val="none"/>
                   <w:lang w:eastAsia="en-GB"/>
                   <w14:ligatures w14:val="none"/>
                 </w:rPr>
-                <w:t>https://www.youtube.com/link</w:t>
+                <w:t>https://youtu.be/sQfqzm3wTFE</w:t>
               </w:r>
             </w:hyperlink>
+            <w:r>
+              <w:rPr>
+                <w:rFonts w:ascii="Calibri" w:eastAsia="Times New Roman" w:hAnsi="Calibri" w:cs="Calibri"/>
+                <w:i/>
+                <w:iCs/>
+                <w:color w:val="000000"/>
+                <w:kern w:val="0"/>
+                <w:lang w:eastAsia="en-GB"/>
+                <w14:ligatures w14:val="none"/>
+              </w:rPr>
+              <w:t xml:space="preserve"> </w:t>
+            </w:r>
           </w:p>
           <w:p>
             <w:pPr>
@@ -618,211 +629,7 @@
                 <w:lang w:eastAsia="en-GB"/>
                 <w14:ligatures w14:val="none"/>
               </w:rPr>
-              <w:t xml:space="preserve">AI transcripts: </w:t>
-            </w:r>
-            <w:r>
-              <w:rPr>
-                <w:rFonts w:ascii="Calibri" w:eastAsia="Times New Roman" w:hAnsi="Calibri" w:cs="Calibri"/>
-                <w:i/>
-                <w:iCs/>
-                <w:color w:val="000000"/>
-                <w:kern w:val="0"/>
-                <w:lang w:eastAsia="en-GB"/>
-                <w14:ligatures w14:val="none"/>
-              </w:rPr>
-              <w:t>AI_Transcript_1.pdf</w:t>
-            </w:r>
-            <w:r>
-              <w:rPr>
-                <w:rFonts w:ascii="Calibri" w:eastAsia="Times New Roman" w:hAnsi="Calibri" w:cs="Calibri"/>
-                <w:i/>
-                <w:iCs/>
-                <w:color w:val="000000"/>
-                <w:kern w:val="0"/>
-                <w:lang w:eastAsia="en-GB"/>
-                <w14:ligatures w14:val="none"/>
-              </w:rPr>
-              <w:t xml:space="preserve">, </w:t>
-            </w:r>
-            <w:r>
-              <w:rPr>
-                <w:rFonts w:ascii="Calibri" w:eastAsia="Times New Roman" w:hAnsi="Calibri" w:cs="Calibri"/>
-                <w:i/>
-                <w:iCs/>
-                <w:color w:val="000000"/>
-                <w:kern w:val="0"/>
-                <w:lang w:eastAsia="en-GB"/>
-                <w14:ligatures w14:val="none"/>
-              </w:rPr>
-              <w:t>AI_Transcript_</w:t>
-            </w:r>
-            <w:r>
-              <w:rPr>
-                <w:rFonts w:ascii="Calibri" w:eastAsia="Times New Roman" w:hAnsi="Calibri" w:cs="Calibri"/>
-                <w:i/>
-                <w:iCs/>
-                <w:color w:val="000000"/>
-                <w:kern w:val="0"/>
-                <w:lang w:eastAsia="en-GB"/>
-                <w14:ligatures w14:val="none"/>
-              </w:rPr>
-              <w:t>2</w:t>
-            </w:r>
-            <w:r>
-              <w:rPr>
-                <w:rFonts w:ascii="Calibri" w:eastAsia="Times New Roman" w:hAnsi="Calibri" w:cs="Calibri"/>
-                <w:i/>
-                <w:iCs/>
-                <w:color w:val="000000"/>
-                <w:kern w:val="0"/>
-                <w:lang w:eastAsia="en-GB"/>
-                <w14:ligatures w14:val="none"/>
-              </w:rPr>
-              <w:t>.pdf</w:t>
-            </w:r>
-            <w:r>
-              <w:rPr>
-                <w:rFonts w:ascii="Calibri" w:eastAsia="Times New Roman" w:hAnsi="Calibri" w:cs="Calibri"/>
-                <w:i/>
-                <w:iCs/>
-                <w:color w:val="000000"/>
-                <w:kern w:val="0"/>
-                <w:lang w:eastAsia="en-GB"/>
-                <w14:ligatures w14:val="none"/>
-              </w:rPr>
-              <w:t xml:space="preserve">, </w:t>
-            </w:r>
-            <w:r>
-              <w:rPr>
-                <w:rFonts w:ascii="Calibri" w:eastAsia="Times New Roman" w:hAnsi="Calibri" w:cs="Calibri"/>
-                <w:i/>
-                <w:iCs/>
-                <w:color w:val="000000"/>
-                <w:kern w:val="0"/>
-                <w:lang w:eastAsia="en-GB"/>
-                <w14:ligatures w14:val="none"/>
-              </w:rPr>
-              <w:t>AI_Transcript_</w:t>
-            </w:r>
-            <w:r>
-              <w:rPr>
-                <w:rFonts w:ascii="Calibri" w:eastAsia="Times New Roman" w:hAnsi="Calibri" w:cs="Calibri"/>
-                <w:i/>
-                <w:iCs/>
-                <w:color w:val="000000"/>
-                <w:kern w:val="0"/>
-                <w:lang w:eastAsia="en-GB"/>
-                <w14:ligatures w14:val="none"/>
-              </w:rPr>
-              <w:t>3</w:t>
-            </w:r>
-            <w:r>
-              <w:rPr>
-                <w:rFonts w:ascii="Calibri" w:eastAsia="Times New Roman" w:hAnsi="Calibri" w:cs="Calibri"/>
-                <w:i/>
-                <w:iCs/>
-                <w:color w:val="000000"/>
-                <w:kern w:val="0"/>
-                <w:lang w:eastAsia="en-GB"/>
-                <w14:ligatures w14:val="none"/>
-              </w:rPr>
-              <w:t>.pdf</w:t>
-            </w:r>
-            <w:r>
-              <w:rPr>
-                <w:rFonts w:ascii="Calibri" w:eastAsia="Times New Roman" w:hAnsi="Calibri" w:cs="Calibri"/>
-                <w:i/>
-                <w:iCs/>
-                <w:color w:val="000000"/>
-                <w:kern w:val="0"/>
-                <w:lang w:eastAsia="en-GB"/>
-                <w14:ligatures w14:val="none"/>
-              </w:rPr>
-              <w:t xml:space="preserve">, </w:t>
-            </w:r>
-            <w:r>
-              <w:rPr>
-                <w:rFonts w:ascii="Calibri" w:eastAsia="Times New Roman" w:hAnsi="Calibri" w:cs="Calibri"/>
-                <w:i/>
-                <w:iCs/>
-                <w:color w:val="000000"/>
-                <w:kern w:val="0"/>
-                <w:lang w:eastAsia="en-GB"/>
-                <w14:ligatures w14:val="none"/>
-              </w:rPr>
-              <w:t>AI_Transcript_</w:t>
-            </w:r>
-            <w:r>
-              <w:rPr>
-                <w:rFonts w:ascii="Calibri" w:eastAsia="Times New Roman" w:hAnsi="Calibri" w:cs="Calibri"/>
-                <w:i/>
-                <w:iCs/>
-                <w:color w:val="000000"/>
-                <w:kern w:val="0"/>
-                <w:lang w:eastAsia="en-GB"/>
-                <w14:ligatures w14:val="none"/>
-              </w:rPr>
-              <w:t>4</w:t>
-            </w:r>
-            <w:r>
-              <w:rPr>
-                <w:rFonts w:ascii="Calibri" w:eastAsia="Times New Roman" w:hAnsi="Calibri" w:cs="Calibri"/>
-                <w:i/>
-                <w:iCs/>
-                <w:color w:val="000000"/>
-                <w:kern w:val="0"/>
-                <w:lang w:eastAsia="en-GB"/>
-                <w14:ligatures w14:val="none"/>
-              </w:rPr>
-              <w:t>.pdf</w:t>
-            </w:r>
-            <w:r>
-              <w:rPr>
-                <w:rFonts w:ascii="Calibri" w:eastAsia="Times New Roman" w:hAnsi="Calibri" w:cs="Calibri"/>
-                <w:i/>
-                <w:iCs/>
-                <w:color w:val="000000"/>
-                <w:kern w:val="0"/>
-                <w:lang w:eastAsia="en-GB"/>
-                <w14:ligatures w14:val="none"/>
-              </w:rPr>
-              <w:t xml:space="preserve">, </w:t>
-            </w:r>
-            <w:r>
-              <w:rPr>
-                <w:rFonts w:ascii="Calibri" w:eastAsia="Times New Roman" w:hAnsi="Calibri" w:cs="Calibri"/>
-                <w:i/>
-                <w:iCs/>
-                <w:color w:val="000000"/>
-                <w:kern w:val="0"/>
-                <w:lang w:eastAsia="en-GB"/>
-                <w14:ligatures w14:val="none"/>
-              </w:rPr>
-              <w:t>AI_Transcript_</w:t>
-            </w:r>
-            <w:r>
-              <w:rPr>
-                <w:rFonts w:ascii="Calibri" w:eastAsia="Times New Roman" w:hAnsi="Calibri" w:cs="Calibri"/>
-                <w:i/>
-                <w:iCs/>
-                <w:color w:val="000000"/>
-                <w:kern w:val="0"/>
-                <w:lang w:eastAsia="en-GB"/>
-                <w14:ligatures w14:val="none"/>
-              </w:rPr>
-              <w:t>5</w:t>
-            </w:r>
-            <w:r>
-              <w:rPr>
-                <w:rFonts w:ascii="Calibri" w:eastAsia="Times New Roman" w:hAnsi="Calibri" w:cs="Calibri"/>
-                <w:i/>
-                <w:iCs/>
-                <w:color w:val="000000"/>
-                <w:kern w:val="0"/>
-                <w:lang w:eastAsia="en-GB"/>
-                <w14:ligatures w14:val="none"/>
-              </w:rPr>
-              <w:t>.pdf</w:t>
+              <w:t>AI transcripts: AI_Transcript_1.pdf, AI_Transcript_2.pdf, AI_Transcript_3.pdf, AI_Transcript_4.pdf, AI_Transcript_5.pdf</w:t>
             </w:r>
           </w:p>
         </w:tc>
@@ -3083,17 +2890,7 @@
                 <w:lang w:eastAsia="en-GB"/>
                 <w14:ligatures w14:val="none"/>
               </w:rPr>
-              <w:t>Advanced</w:t>
-            </w:r>
-            <w:r>
-              <w:rPr>
-                <w:rFonts w:ascii="Calibri" w:eastAsia="Times New Roman" w:hAnsi="Calibri" w:cs="Calibri"/>
-                <w:color w:val="000000"/>
-                <w:kern w:val="0"/>
-                <w:lang w:eastAsia="en-GB"/>
-                <w14:ligatures w14:val="none"/>
-              </w:rPr>
-              <w:t xml:space="preserve"> – framebuffer features</w:t>
+              <w:t>Advanced – framebuffer features</w:t>
             </w:r>
           </w:p>
         </w:tc>
@@ -6029,6 +5826,7 @@
   <w:style w:type="character" w:default="1" w:styleId="DefaultParagraphFont">
     <w:name w:val="Default Paragraph Font"/>
     <w:uiPriority w:val="1"/>
+    <w:semiHidden/>
     <w:unhideWhenUsed/>
   </w:style>
   <w:style w:type="table" w:default="1" w:styleId="TableNormal">
